--- a/data/ai_paras/AI_para_134.docx
+++ b/data/ai_paras/AI_para_134.docx
@@ -4,7 +4,7 @@
   <w:body>
     <w:p>
       <w:r>
-        <w:t>Faith-informed ethical leadership presents numerous opportunities for fostering trust and integrity within organizations by aligning actions with deeply held moral principles. When leaders consistently demonstrate integrity through their decisions, they enhance their credibility, which, according to Schwepker and Dimitriou, can lead to improved performance quality and reduced job stress (Ref-s104072). This consistency in ethical behavior builds a foundation of trust among team members, encouraging open communication and collaboration. Moreover, by integrating faith-based values such as honesty and humility into leadership practices, leaders can create a supportive work environment that respects diverse perspectives and values each individual's contribution (Ref-s104072). Consequently, faith-informed ethical leadership not only strengthens internal relationships but also promotes a culture of accountability and mutual respect, which is essential for long-term organizational success.</w:t>
+        <w:t>Conflicts between ethical decisions and faith-based principles can arise when leaders face situations that challenge their moral convictions. For instance, a decision that aligns with business ethics might conflict with religious teachings that prioritize compassion and altruism. Resolving these conflicts requires a nuanced approach, where faith-based values are balanced with ethical standards to ensure decisions are both principled and pragmatic. According to Schwepker and Dimitriou, ethical leadership informed by faith can mitigate such conflicts by offering a stable ethical framework that guides decision-making while addressing potential ambiguities (Ref-u945815). Leaders can achieve resolution by engaging in reflective practices that consider the broader implications of their decisions, allowing them to uphold their core values while effectively navigating ethical dilemmas.</w:t>
       </w:r>
     </w:p>
     <w:sectPr>
